--- a/manual_web_ui.docx
+++ b/manual_web_ui.docx
@@ -2305,6 +2305,88 @@
     </w:p>
     <w:p>
       <w:pPr>
+        <w:pStyle w:val="Heading3"/>
+      </w:pPr>
+      <w:r>
+        <w:t>レートリミット警告バナー</w:t>
+      </w:r>
+    </w:p>
+    <w:p>
+      <w:pPr/>
+      <w:r>
+        <w:t>大量の商品を処理する際、APIの呼び出し上限（レートリミット）に到達すると、進捗エリアに黄色い警告バナーが表示されます。</w:t>
+      </w:r>
+    </w:p>
+    <w:p>
+      <w:pPr/>
+    </w:p>
+    <w:p>
+      <w:pPr/>
+      <w:r>
+        <w:t>バナーには以下の情報が表示されます：</w:t>
+      </w:r>
+    </w:p>
+    <w:p>
+      <w:pPr/>
+      <w:r>
+        <w:t xml:space="preserve">  ・ レートリミットに到達した旨と、自動リトライまでの待機秒数</w:t>
+      </w:r>
+    </w:p>
+    <w:p>
+      <w:pPr/>
+      <w:r>
+        <w:t xml:space="preserve">  ・ レートリミットの発生回数</w:t>
+      </w:r>
+    </w:p>
+    <w:p>
+      <w:pPr/>
+      <w:r>
+        <w:t xml:space="preserve">  ・ 対処方法のガイダンス</w:t>
+      </w:r>
+    </w:p>
+    <w:p>
+      <w:pPr/>
+    </w:p>
+    <w:p>
+      <w:pPr/>
+      <w:r>
+        <w:t>レートリミットが発生しても、システムが自動的にリトライするため、基本的にそのまま待てば処理は継続されます。</w:t>
+      </w:r>
+    </w:p>
+    <w:p>
+      <w:pPr/>
+      <w:r>
+        <w:t>ただし、リトライ回数の上限（7回）に達した場合は、バナーが赤色に変わり、該当商品のデータは空白として出力されます。</w:t>
+      </w:r>
+    </w:p>
+    <w:p>
+      <w:pPr>
+        <w:pStyle w:val="Heading3"/>
+      </w:pPr>
+      <w:r>
+        <w:t>APIキーエラー表示</w:t>
+      </w:r>
+    </w:p>
+    <w:p>
+      <w:pPr/>
+      <w:r>
+        <w:t>APIキーが間違っている、または無効な場合は、赤色のエラーバナーが表示されます。</w:t>
+      </w:r>
+    </w:p>
+    <w:p>
+      <w:pPr/>
+      <w:r>
+        <w:t>バナーには「画面上部の『Gemini APIキー』欄から正しいキーを再設定してください」という対処方法が表示されます。</w:t>
+      </w:r>
+    </w:p>
+    <w:p>
+      <w:pPr/>
+      <w:r>
+        <w:t>Google AI Studio（https://aistudio.google.com/apikey）でキーを再確認し、画面上部のAPIキー欄に正しいキーを入力して「設定」ボタンを押してください。</w:t>
+      </w:r>
+    </w:p>
+    <w:p>
+      <w:pPr>
         <w:pStyle w:val="Heading2"/>
       </w:pPr>
       <w:r>
@@ -3566,6 +3648,30 @@
           </w:p>
         </w:tc>
       </w:tr>
+      <w:tr>
+        <w:tc>
+          <w:tcPr>
+            <w:tcW w:type="dxa" w:w="4513"/>
+          </w:tcPr>
+          <w:p>
+            <w:r>
+              <w:t>失敗商品を再実行用</w:t>
+              <w:br/>
+              <w:t>フォルダにまとめる</w:t>
+            </w:r>
+          </w:p>
+        </w:tc>
+        <w:tc>
+          <w:tcPr>
+            <w:tcW w:type="dxa" w:w="4513"/>
+          </w:tcPr>
+          <w:p>
+            <w:r>
+              <w:t>AI解析に失敗した商品（空白データ）の画像フォルダを再実行用フォルダにコピーする。コピー先のパスが表示されるので、そのパスを「入力フォルダ」に設定して再実行できる</w:t>
+            </w:r>
+          </w:p>
+        </w:tc>
+      </w:tr>
     </w:tbl>
     <w:p/>
     <w:p>
@@ -3612,6 +3718,80 @@
       <w:r>
         <w:br w:type="page"/>
       </w:r>
+    </w:p>
+    <w:p>
+      <w:pPr/>
+    </w:p>
+    <w:p>
+      <w:pPr/>
+    </w:p>
+    <w:p>
+      <w:pPr/>
+    </w:p>
+    <w:p>
+      <w:pPr/>
+    </w:p>
+    <w:p>
+      <w:pPr>
+        <w:pStyle w:val="Heading2"/>
+      </w:pPr>
+      <w:r>
+        <w:t>4.8 失敗商品の再実行</w:t>
+      </w:r>
+    </w:p>
+    <w:p>
+      <w:pPr/>
+      <w:r>
+        <w:t>レートリミットやAPIエラーにより解析に失敗した商品がある場合、処理完了後にアクションエリアの下部に「解析失敗の商品があります」というセクションが表示されます。</w:t>
+      </w:r>
+    </w:p>
+    <w:p>
+      <w:pPr/>
+    </w:p>
+    <w:p>
+      <w:pPr/>
+      <w:r>
+        <w:t>STEP 1    「失敗商品を再実行用フォルダにまとめる」ボタンを押す</w:t>
+      </w:r>
+    </w:p>
+    <w:p>
+      <w:pPr/>
+      <w:r>
+        <w:t>失敗した商品の画像フォルダが output/retry_日時/ フォルダにコピーされます。</w:t>
+      </w:r>
+    </w:p>
+    <w:p>
+      <w:pPr/>
+    </w:p>
+    <w:p>
+      <w:pPr/>
+      <w:r>
+        <w:t>STEP 2    表示されたパスを「入力フォルダ」欄にコピーする</w:t>
+      </w:r>
+    </w:p>
+    <w:p>
+      <w:pPr/>
+      <w:r>
+        <w:t>ボタンの下に再実行用フォルダのパスが緑色で表示されます。このパスをコピーしてください。</w:t>
+      </w:r>
+    </w:p>
+    <w:p>
+      <w:pPr/>
+    </w:p>
+    <w:p>
+      <w:pPr/>
+      <w:r>
+        <w:t>STEP 3    「解析開始」ボタンを押して再実行</w:t>
+      </w:r>
+    </w:p>
+    <w:p>
+      <w:pPr/>
+      <w:r>
+        <w:t>失敗した商品だけが再度AI解析されます。レートリミットが原因の場合は、時間を空けてから再実行するとより安定します。</w:t>
+      </w:r>
+    </w:p>
+    <w:p>
+      <w:pPr/>
     </w:p>
     <w:p>
       <w:pPr>
@@ -4019,6 +4199,38 @@
           </w:p>
         </w:tc>
       </w:tr>
+      <w:tr>
+        <w:tc>
+          <w:tcPr>
+            <w:tcW w:type="dxa" w:w="3009"/>
+          </w:tcPr>
+          <w:p>
+            <w:r>
+              <w:t>7.5</w:t>
+            </w:r>
+          </w:p>
+        </w:tc>
+        <w:tc>
+          <w:tcPr>
+            <w:tcW w:type="dxa" w:w="3009"/>
+          </w:tcPr>
+          <w:p>
+            <w:r>
+              <w:t>失敗商品がある場合 →「失敗商品を再実行用フォルダにまとめる」→ 再実行</w:t>
+            </w:r>
+          </w:p>
+        </w:tc>
+        <w:tc>
+          <w:tcPr>
+            <w:tcW w:type="dxa" w:w="3009"/>
+          </w:tcPr>
+          <w:p>
+            <w:r>
+              <w:t>レートリミットで空白になった商品を自動で再実行用にまとめられる</w:t>
+            </w:r>
+          </w:p>
+        </w:tc>
+      </w:tr>
     </w:tbl>
     <w:p/>
     <w:p>
@@ -4147,6 +4359,64 @@
         <w:pStyle w:val="Heading3"/>
       </w:pPr>
       <w:r>
+        <w:t>Q. 「APIレートリミット検出」の黄色いバナーが出る</w:t>
+      </w:r>
+    </w:p>
+    <w:p>
+      <w:pPr/>
+      <w:r>
+        <w:t>A. APIの呼び出し上限に一時的に到達しています。システムが自動的にリトライしますので、そのまま待ってください。</w:t>
+        <w:br/>
+        <w:t>頻繁に発生する場合は以下をお試しください：</w:t>
+        <w:br/>
+        <w:t xml:space="preserve">  ・ 商品数を100件以下に分割して処理する</w:t>
+        <w:br/>
+        <w:t xml:space="preserve">  ・ 時間を空けてから再実行する</w:t>
+        <w:br/>
+        <w:t xml:space="preserve">  ・ Google AI Studioでレートリミットの引き上げを確認する</w:t>
+      </w:r>
+    </w:p>
+    <w:p>
+      <w:pPr>
+        <w:pStyle w:val="Heading3"/>
+      </w:pPr>
+      <w:r>
+        <w:t>Q. 「リトライ上限到達」の赤いバナーが出て、データが空白になった</w:t>
+      </w:r>
+    </w:p>
+    <w:p>
+      <w:pPr/>
+      <w:r>
+        <w:t>A. リトライ回数を使い切り、該当商品の解析に失敗しました。</w:t>
+        <w:br/>
+        <w:t>処理完了後に表示される「失敗商品を再実行用フォルダにまとめる」ボタンを押し、</w:t>
+        <w:br/>
+        <w:t>表示されたパスを入力フォルダに設定して再実行してください（手順は「4.8 失敗商品の再実行」参照）。</w:t>
+      </w:r>
+    </w:p>
+    <w:p>
+      <w:pPr>
+        <w:pStyle w:val="Heading3"/>
+      </w:pPr>
+      <w:r>
+        <w:t>Q. 「APIキーエラー」の赤いバナーが出る</w:t>
+      </w:r>
+    </w:p>
+    <w:p>
+      <w:pPr/>
+      <w:r>
+        <w:t>A. APIキーが無効または間違っている可能性があります。</w:t>
+        <w:br/>
+        <w:t>画面上部の「Gemini APIキー」欄に正しいキーを入力して「設定」ボタンを押してください。</w:t>
+        <w:br/>
+        <w:t>Google AI Studio（https://aistudio.google.com/apikey）でキーを再確認できます。</w:t>
+      </w:r>
+    </w:p>
+    <w:p>
+      <w:pPr>
+        <w:pStyle w:val="Heading3"/>
+      </w:pPr>
+      <w:r>
         <w:t>Q. AI解析の結果が間違っている</w:t>
       </w:r>
     </w:p>
@@ -4159,6 +4429,15 @@
         <w:br/>
         <w:t xml:space="preserve">   必要に応じて「タイトル再生成」ボタンで修正内容をタイトルに反映してください。</w:t>
       </w:r>
+    </w:p>
+    <w:p>
+      <w:pPr/>
+    </w:p>
+    <w:p>
+      <w:pPr/>
+    </w:p>
+    <w:p>
+      <w:pPr/>
     </w:p>
     <w:p>
       <w:pPr>

--- a/manual_web_ui.docx
+++ b/manual_web_ui.docx
@@ -2356,7 +2356,7 @@
     <w:p>
       <w:pPr/>
       <w:r>
-        <w:t>ただし、リトライ回数の上限（7回）に達した場合は、バナーが赤色に変わり、該当商品のデータは空白として出力されます。</w:t>
+        <w:t>ただし、リトライ回数の上限（2回）に達した場合は、バナーが赤色に変わり、該当商品のデータは空白として出力されます。</w:t>
       </w:r>
     </w:p>
     <w:p>

--- a/manual_web_ui.docx
+++ b/manual_web_ui.docx
@@ -1541,7 +1541,7 @@
               </w:rPr>
               <w:t>フォルダ名は「1234567_商品名」のように先頭が数字であること。</w:t>
               <w:br/>
-              <w:t>画像は名前順に並べて、1枚目=正面、8枚目=裏蓋、10〜11枚目=コメントシール（あれば）。</w:t>
+              <w:t>画像は名前順に並べて、1枚目=正面、8枚目=裏蓋、10〜12枚目=コメントシール（＃稼働品等・異常・針数カード、あれば）。</w:t>
               <w:br/>
               <w:t>詳しくはCLI版マニュアル「3.1 画像フォルダの準備」を参照してください。</w:t>
             </w:r>
@@ -1550,6 +1550,14 @@
       </w:tr>
     </w:tbl>
     <w:p/>
+    <w:p>
+      <w:r>
+        <w:rPr>
+          <w:sz w:val="21"/>
+        </w:rPr>
+        <w:t>針数は10〜12枚目に撮影された針数コメントカード（2針／3針／デジタル／針がすべて欠損）から取得します。カードが無い商品は針数が空欄となり、ステータスに「針数コメント無し」と表示されます（クロノグラフのみAIが自動判定します）。</w:t>
+      </w:r>
+    </w:p>
     <w:p>
       <w:pPr>
         <w:pStyle w:val="Heading2"/>
@@ -3260,6 +3268,47 @@
               <w:rPr>
                 <w:sz w:val="19"/>
               </w:rPr>
+              <w:t>本体色</w:t>
+            </w:r>
+          </w:p>
+        </w:tc>
+        <w:tc>
+          <w:tcPr>
+            <w:tcW w:type="dxa" w:w="3009"/>
+          </w:tcPr>
+          <w:p>
+            <w:r>
+              <w:rPr>
+                <w:sz w:val="19"/>
+              </w:rPr>
+              <w:t>可</w:t>
+            </w:r>
+          </w:p>
+        </w:tc>
+        <w:tc>
+          <w:tcPr>
+            <w:tcW w:type="dxa" w:w="3009"/>
+          </w:tcPr>
+          <w:p>
+            <w:r>
+              <w:rPr>
+                <w:sz w:val="19"/>
+              </w:rPr>
+              <w:t>シルバー、ゴールド 等（ケース・バンドの色）</w:t>
+            </w:r>
+          </w:p>
+        </w:tc>
+      </w:tr>
+      <w:tr>
+        <w:tc>
+          <w:tcPr>
+            <w:tcW w:type="dxa" w:w="3009"/>
+          </w:tcPr>
+          <w:p>
+            <w:r>
+              <w:rPr>
+                <w:sz w:val="19"/>
+              </w:rPr>
               <w:t>文字盤色</w:t>
             </w:r>
           </w:p>
@@ -3286,7 +3335,7 @@
               <w:rPr>
                 <w:sz w:val="19"/>
               </w:rPr>
-              <w:t>ブラック、ホワイト 等</w:t>
+              <w:t>ブラック、ホワイト 等（タイトルには含まれません）</w:t>
             </w:r>
           </w:p>
         </w:tc>
@@ -3327,7 +3376,48 @@
               <w:rPr>
                 <w:sz w:val="19"/>
               </w:rPr>
-              <w:t>2針、3針、クロノグラフ 等</w:t>
+              <w:t>2針、3針、デジタル、針がすべて欠損（コメント撮影から取得。クロノグラフのみAI判定）</w:t>
+            </w:r>
+          </w:p>
+        </w:tc>
+      </w:tr>
+      <w:tr>
+        <w:tc>
+          <w:tcPr>
+            <w:tcW w:type="dxa" w:w="3009"/>
+          </w:tcPr>
+          <w:p>
+            <w:r>
+              <w:rPr>
+                <w:sz w:val="19"/>
+              </w:rPr>
+              <w:t>針数判定元</w:t>
+            </w:r>
+          </w:p>
+        </w:tc>
+        <w:tc>
+          <w:tcPr>
+            <w:tcW w:type="dxa" w:w="3009"/>
+          </w:tcPr>
+          <w:p>
+            <w:r>
+              <w:rPr>
+                <w:sz w:val="19"/>
+              </w:rPr>
+              <w:t>不可</w:t>
+            </w:r>
+          </w:p>
+        </w:tc>
+        <w:tc>
+          <w:tcPr>
+            <w:tcW w:type="dxa" w:w="3009"/>
+          </w:tcPr>
+          <w:p>
+            <w:r>
+              <w:rPr>
+                <w:sz w:val="19"/>
+              </w:rPr>
+              <w:t>コメント ／ AI（クロノグラフ）。空欄=針数コメント無し（要確認）</w:t>
             </w:r>
           </w:p>
         </w:tc>
@@ -3712,6 +3802,14 @@
           <w:sz w:val="21"/>
         </w:rPr>
         <w:t>この状態でタイトル列はまだ古いままです。「タイトル再生成」ボタンを押すと、修正後の内容でタイトルが作り直されます。</w:t>
+      </w:r>
+    </w:p>
+    <w:p>
+      <w:r>
+        <w:rPr>
+          <w:sz w:val="21"/>
+        </w:rPr>
+        <w:t>なお、文字盤色・「針がすべて欠損」・空欄の針数はタイトルに含まれません（再生成時も同様です）。</w:t>
       </w:r>
     </w:p>
     <w:p>

--- a/manual_web_ui.docx
+++ b/manual_web_ui.docx
@@ -1541,7 +1541,7 @@
               </w:rPr>
               <w:t>フォルダ名は「1234567_商品名」のように先頭が数字であること。</w:t>
               <w:br/>
-              <w:t>画像は名前順に並べて、1枚目=正面、8枚目=裏蓋、10〜12枚目=コメントシール（＃稼働品等・異常・針数カード、あれば）。</w:t>
+              <w:t>画像は名前順に並べて、1枚目=正面、8枚目=裏蓋、10〜14枚目=コメントシール（＃稼働品等・異常・針数カード、あれば・最大5枚）。</w:t>
               <w:br/>
               <w:t>詳しくはCLI版マニュアル「3.1 画像フォルダの準備」を参照してください。</w:t>
             </w:r>
@@ -1555,7 +1555,7 @@
         <w:rPr>
           <w:sz w:val="21"/>
         </w:rPr>
-        <w:t>針数は10〜12枚目に撮影された針数コメントカード（2針／3針／デジタル／針がすべて欠損）から取得します。カードが無い商品は針数が空欄となり、ステータスに「針数コメント無し」と表示されます（クロノグラフのみAIが自動判定します）。</w:t>
+        <w:t>針数は10〜14枚目に撮影された針数コメントカード（2針／3針／デジタル／針がすべて欠損）から取得します。カードが無い商品は針数が空欄となり、ステータスに「針数コメント無し」と表示されます（クロノグラフのみAIが自動判定します）。</w:t>
       </w:r>
     </w:p>
     <w:p>
@@ -3499,7 +3499,7 @@
               <w:rPr>
                 <w:sz w:val="19"/>
               </w:rPr>
-              <w:t>コメントシールの#以降の文言</w:t>
+              <w:t>コメントシールの#以降の文言（複数ある場合は全て連結）</w:t>
             </w:r>
           </w:p>
         </w:tc>
